--- a/大墩人文/大墩人文11樓_房仲向屋主議價說服專用說帖.docx
+++ b/大墩人文/大墩人文11樓_房仲向屋主議價說服專用說帖.docx
@@ -556,7 +556,7 @@
           <w:color w:val="1E3A8A"/>
           <w:sz w:val="28"/>
         </w:rPr>
-        <w:t>【第二階段：房仲說服屋主的 13 大核心理由與話術逐字稿】</w:t>
+        <w:t>【第二階段：房仲說服屋主的 12 大核心理由與話術逐字稿】</w:t>
       </w:r>
     </w:p>
     <w:p>
@@ -802,112 +802,6 @@
           <w:color w:val="1E3A8A"/>
           <w:sz w:val="23"/>
         </w:rPr>
-        <w:t>【921 黃單需注意建物歷史】合法的心理抗性，長輩介意耐震</w:t>
-      </w:r>
-    </w:p>
-    <w:p>
-      <w:pPr>
-        <w:spacing w:before="0" w:after="80"/>
-      </w:pPr>
-      <w:r>
-        <w:rPr>
-          <w:rFonts w:ascii="微軟正黑體" w:hAnsi="微軟正黑體" w:eastAsia="微軟正黑體"/>
-          <w:b/>
-          <w:i w:val="0"/>
-          <w:color w:val="64748B"/>
-          <w:sz w:val="19"/>
-        </w:rPr>
-        <w:t>💡 說服核心邏輯：</w:t>
-      </w:r>
-      <w:r>
-        <w:rPr>
-          <w:rFonts w:ascii="微軟正黑體" w:hAnsi="微軟正黑體" w:eastAsia="微軟正黑體"/>
-          <w:b w:val="0"/>
-          <w:i w:val="0"/>
-          <w:color w:val="475569"/>
-          <w:sz w:val="19"/>
-        </w:rPr>
-        <w:t>不動產說明書依法揭露事項，非仲介找碴，而是買方長輩的剛性顧慮與心理抗性。</w:t>
-      </w:r>
-    </w:p>
-    <w:tbl>
-      <w:tblPr>
-        <w:tblW w:type="auto" w:w="0"/>
-        <w:jc w:val="center"/>
-        <w:tblLook w:firstColumn="1" w:firstRow="1" w:lastColumn="0" w:lastRow="0" w:noHBand="0" w:noVBand="1" w:val="04A0"/>
-      </w:tblPr>
-      <w:tblGrid>
-        <w:gridCol w:w="9792"/>
-      </w:tblGrid>
-      <w:tr>
-        <w:tc>
-          <w:tcPr>
-            <w:tcW w:type="dxa" w:w="9792"/>
-            <w:shd w:fill="F8FAFC"/>
-            <w:tcBorders>
-              <w:top w:val="none"/>
-              <w:left w:val="single" w:sz="20" w:space="0" w:color="3B82F6"/>
-              <w:bottom w:val="none"/>
-              <w:right w:val="none"/>
-            </w:tcBorders>
-            <w:tcMar>
-              <w:top w:w="120" w:type="dxa"/>
-              <w:bottom w:w="120" w:type="dxa"/>
-              <w:left w:w="180" w:type="dxa"/>
-              <w:right w:w="180" w:type="dxa"/>
-            </w:tcMar>
-          </w:tcPr>
-          <w:p>
-            <w:pPr>
-              <w:spacing w:line="300" w:lineRule="auto" w:after="0"/>
-            </w:pPr>
-            <w:r>
-              <w:rPr>
-                <w:rFonts w:ascii="微軟正黑體" w:hAnsi="微軟正黑體" w:eastAsia="微軟正黑體"/>
-                <w:b/>
-                <w:i w:val="0"/>
-                <w:color w:val="1E3A8A"/>
-                <w:sz w:val="19"/>
-              </w:rPr>
-              <w:t>🗣️ 經紀人向屋主說法：</w:t>
-              <w:br/>
-            </w:r>
-            <w:r>
-              <w:rPr>
-                <w:rFonts w:ascii="微軟正黑體" w:hAnsi="微軟正黑體" w:eastAsia="微軟正黑體"/>
-                <w:b w:val="0"/>
-                <w:i w:val="0"/>
-                <w:color w:val="1E293B"/>
-                <w:sz w:val="20"/>
-              </w:rPr>
-              <w:t>「大姐，我們信義的不動產說明書非常嚴謹，依法必須白紙黑字寫明社區曾被市府列為『需注意建物（黃單）』。雖然我們都知道後來早就通過鑑定、合法解除列管，但現在買方後面都有長輩在出資把關，長輩觀念比較傳統，一看到說明書上有震災列管歷史，心裡難免有疙瘩，因為對方長輩是曾經體驗過921地震，見過實際傷亡人員。這位買方是少數瞭解後還願意繼續談的，但他家人堅持價格必須要有折讓才肯點頭，不然長輩就要拉他去看其他完全沒列管的大樓了。」</w:t>
-            </w:r>
-          </w:p>
-        </w:tc>
-      </w:tr>
-    </w:tbl>
-    <w:p>
-      <w:pPr>
-        <w:spacing w:before="220" w:after="40"/>
-      </w:pPr>
-      <w:r>
-        <w:rPr>
-          <w:rFonts w:ascii="微軟正黑體" w:hAnsi="微軟正黑體" w:eastAsia="微軟正黑體"/>
-          <w:b/>
-          <w:i w:val="0"/>
-          <w:color w:val="2563EB"/>
-          <w:sz w:val="23"/>
-        </w:rPr>
-        <w:t>理由 04｜</w:t>
-      </w:r>
-      <w:r>
-        <w:rPr>
-          <w:rFonts w:ascii="微軟正黑體" w:hAnsi="微軟正黑體" w:eastAsia="微軟正黑體"/>
-          <w:b/>
-          <w:i w:val="0"/>
-          <w:color w:val="1E3A8A"/>
-          <w:sz w:val="23"/>
-        </w:rPr>
         <w:t>【無獨立產權車位】南屯三房無固定車位之市場硬傷</w:t>
       </w:r>
     </w:p>
@@ -1004,7 +898,7 @@
           <w:color w:val="2563EB"/>
           <w:sz w:val="23"/>
         </w:rPr>
-        <w:t>理由 05｜</w:t>
+        <w:t>理由 04｜</w:t>
       </w:r>
       <w:r>
         <w:rPr>
@@ -1110,7 +1004,7 @@
           <w:color w:val="2563EB"/>
           <w:sz w:val="23"/>
         </w:rPr>
-        <w:t>理由 06｜</w:t>
+        <w:t>理由 05｜</w:t>
       </w:r>
       <w:r>
         <w:rPr>
@@ -1219,7 +1113,7 @@
           <w:color w:val="2563EB"/>
           <w:sz w:val="23"/>
         </w:rPr>
-        <w:t>理由 07｜</w:t>
+        <w:t>理由 06｜</w:t>
       </w:r>
       <w:r>
         <w:rPr>
@@ -1325,7 +1219,7 @@
           <w:color w:val="2563EB"/>
           <w:sz w:val="23"/>
         </w:rPr>
-        <w:t>理由 08｜</w:t>
+        <w:t>理由 07｜</w:t>
       </w:r>
       <w:r>
         <w:rPr>
@@ -1431,7 +1325,7 @@
           <w:color w:val="2563EB"/>
           <w:sz w:val="23"/>
         </w:rPr>
-        <w:t>理由 09｜</w:t>
+        <w:t>理由 08｜</w:t>
       </w:r>
       <w:r>
         <w:rPr>
@@ -1537,7 +1431,7 @@
           <w:color w:val="2563EB"/>
           <w:sz w:val="23"/>
         </w:rPr>
-        <w:t>理由 10｜</w:t>
+        <w:t>理由 09｜</w:t>
       </w:r>
       <w:r>
         <w:rPr>
@@ -1652,7 +1546,7 @@
           <w:color w:val="2563EB"/>
           <w:sz w:val="23"/>
         </w:rPr>
-        <w:t>理由 11｜</w:t>
+        <w:t>理由 10｜</w:t>
       </w:r>
       <w:r>
         <w:rPr>
@@ -1758,7 +1652,7 @@
           <w:color w:val="2563EB"/>
           <w:sz w:val="23"/>
         </w:rPr>
-        <w:t>理由 12｜</w:t>
+        <w:t>理由 11｜</w:t>
       </w:r>
       <w:r>
         <w:rPr>
@@ -1873,7 +1767,7 @@
           <w:color w:val="2563EB"/>
           <w:sz w:val="23"/>
         </w:rPr>
-        <w:t>理由 13｜</w:t>
+        <w:t>理由 12｜</w:t>
       </w:r>
       <w:r>
         <w:rPr>
